--- a/backend/secure-files/portfolios-docx/NMX-42.docx
+++ b/backend/secure-files/portfolios-docx/NMX-42.docx
@@ -1048,6 +1048,62 @@
         <w:t>NMX-42 es un explorador renal de alimentos y equivalentes: sobre la base INTA 2018 clasificada permite buscar y filtrar alimentos según criterios renales y proponer sustituciones e intercambios. La distribución está autorizada por el titular; el libro conserva su estado 'sujeto a revisión clínica'. Comparte enfoque renal con NMX-22/29. Pertenece a la Fase 5.</w:t>
       </w:r>
     </w:p>
+    <w:p>
+      <w:pPr>
+        <w:keepNext/>
+        <w:spacing w:before="120" w:after="20"/>
+        <w:jc w:val="center"/>
+      </w:pPr>
+      <w:r>
+        <w:drawing>
+          <wp:inline xmlns:a="http://schemas.openxmlformats.org/drawingml/2006/main" xmlns:pic="http://schemas.openxmlformats.org/drawingml/2006/picture">
+            <wp:extent cx="5580000" cy="4311818"/>
+            <wp:docPr id="1" name="Picture 1"/>
+            <wp:cNvGraphicFramePr>
+              <a:graphicFrameLocks noChangeAspect="1"/>
+            </wp:cNvGraphicFramePr>
+            <a:graphic>
+              <a:graphicData uri="http://schemas.openxmlformats.org/drawingml/2006/picture">
+                <pic:pic>
+                  <pic:nvPicPr>
+                    <pic:cNvPr id="0" name="NMX-42_01_INICIO_01.png"/>
+                    <pic:cNvPicPr/>
+                  </pic:nvPicPr>
+                  <pic:blipFill>
+                    <a:blip r:embed="rId10"/>
+                    <a:stretch>
+                      <a:fillRect/>
+                    </a:stretch>
+                  </pic:blipFill>
+                  <pic:spPr>
+                    <a:xfrm>
+                      <a:off x="0" y="0"/>
+                      <a:ext cx="5580000" cy="4311818"/>
+                    </a:xfrm>
+                    <a:prstGeom prst="rect"/>
+                  </pic:spPr>
+                </pic:pic>
+              </a:graphicData>
+            </a:graphic>
+          </wp:inline>
+        </w:drawing>
+      </w:r>
+    </w:p>
+    <w:p>
+      <w:pPr>
+        <w:spacing w:before="0" w:after="160"/>
+        <w:jc w:val="center"/>
+      </w:pPr>
+      <w:r>
+        <w:rPr>
+          <w:rFonts w:ascii="Calibri" w:hAnsi="Calibri"/>
+          <w:b/>
+          <w:color w:val="45565E"/>
+          <w:sz w:val="17"/>
+        </w:rPr>
+        <w:t>Figura 1. Vista inicial (hoja INICIO).</w:t>
+      </w:r>
+    </w:p>
     <w:tbl>
       <w:tblPr>
         <w:tblW w:type="auto" w:w="0"/>
@@ -2056,6 +2112,62 @@
           <w:sz w:val="19"/>
         </w:rPr>
         <w:t>Filtros y criterios renales, Alimento a sustituir</w:t>
+      </w:r>
+    </w:p>
+    <w:p>
+      <w:pPr>
+        <w:keepNext/>
+        <w:spacing w:before="120" w:after="20"/>
+        <w:jc w:val="center"/>
+      </w:pPr>
+      <w:r>
+        <w:drawing>
+          <wp:inline xmlns:a="http://schemas.openxmlformats.org/drawingml/2006/main" xmlns:pic="http://schemas.openxmlformats.org/drawingml/2006/picture">
+            <wp:extent cx="5580000" cy="4311818"/>
+            <wp:docPr id="2" name="Picture 2"/>
+            <wp:cNvGraphicFramePr>
+              <a:graphicFrameLocks noChangeAspect="1"/>
+            </wp:cNvGraphicFramePr>
+            <a:graphic>
+              <a:graphicData uri="http://schemas.openxmlformats.org/drawingml/2006/picture">
+                <pic:pic>
+                  <pic:nvPicPr>
+                    <pic:cNvPr id="0" name="NMX-42_09_DATOS.png"/>
+                    <pic:cNvPicPr/>
+                  </pic:nvPicPr>
+                  <pic:blipFill>
+                    <a:blip r:embed="rId11"/>
+                    <a:stretch>
+                      <a:fillRect/>
+                    </a:stretch>
+                  </pic:blipFill>
+                  <pic:spPr>
+                    <a:xfrm>
+                      <a:off x="0" y="0"/>
+                      <a:ext cx="5580000" cy="4311818"/>
+                    </a:xfrm>
+                    <a:prstGeom prst="rect"/>
+                  </pic:spPr>
+                </pic:pic>
+              </a:graphicData>
+            </a:graphic>
+          </wp:inline>
+        </w:drawing>
+      </w:r>
+    </w:p>
+    <w:p>
+      <w:pPr>
+        <w:spacing w:before="0" w:after="160"/>
+        <w:jc w:val="center"/>
+      </w:pPr>
+      <w:r>
+        <w:rPr>
+          <w:rFonts w:ascii="Calibri" w:hAnsi="Calibri"/>
+          <w:b/>
+          <w:color w:val="45565E"/>
+          <w:sz w:val="17"/>
+        </w:rPr>
+        <w:t>Figura 2. Pantalla de ingreso de datos.</w:t>
       </w:r>
     </w:p>
     <w:tbl>
@@ -3110,6 +3222,62 @@
         </w:tc>
       </w:tr>
     </w:tbl>
+    <w:p>
+      <w:pPr>
+        <w:keepNext/>
+        <w:spacing w:before="120" w:after="20"/>
+        <w:jc w:val="center"/>
+      </w:pPr>
+      <w:r>
+        <w:drawing>
+          <wp:inline xmlns:a="http://schemas.openxmlformats.org/drawingml/2006/main" xmlns:pic="http://schemas.openxmlformats.org/drawingml/2006/picture">
+            <wp:extent cx="5580000" cy="4311818"/>
+            <wp:docPr id="3" name="Picture 3"/>
+            <wp:cNvGraphicFramePr>
+              <a:graphicFrameLocks noChangeAspect="1"/>
+            </wp:cNvGraphicFramePr>
+            <a:graphic>
+              <a:graphicData uri="http://schemas.openxmlformats.org/drawingml/2006/picture">
+                <pic:pic>
+                  <pic:nvPicPr>
+                    <pic:cNvPr id="0" name="NMX-42_08_FUENTES.png"/>
+                    <pic:cNvPicPr/>
+                  </pic:nvPicPr>
+                  <pic:blipFill>
+                    <a:blip r:embed="rId12"/>
+                    <a:stretch>
+                      <a:fillRect/>
+                    </a:stretch>
+                  </pic:blipFill>
+                  <pic:spPr>
+                    <a:xfrm>
+                      <a:off x="0" y="0"/>
+                      <a:ext cx="5580000" cy="4311818"/>
+                    </a:xfrm>
+                    <a:prstGeom prst="rect"/>
+                  </pic:spPr>
+                </pic:pic>
+              </a:graphicData>
+            </a:graphic>
+          </wp:inline>
+        </w:drawing>
+      </w:r>
+    </w:p>
+    <w:p>
+      <w:pPr>
+        <w:spacing w:before="0" w:after="160"/>
+        <w:jc w:val="center"/>
+      </w:pPr>
+      <w:r>
+        <w:rPr>
+          <w:rFonts w:ascii="Calibri" w:hAnsi="Calibri"/>
+          <w:b/>
+          <w:color w:val="45565E"/>
+          <w:sz w:val="17"/>
+        </w:rPr>
+        <w:t>Figura 3. Fuentes y trazabilidad.</w:t>
+      </w:r>
+    </w:p>
     <w:tbl>
       <w:tblPr>
         <w:tblW w:type="auto" w:w="0"/>
@@ -3548,32 +3716,73 @@
     </w:p>
     <w:p>
       <w:pPr>
-        <w:spacing w:before="40" w:after="40" w:line="276" w:lineRule="auto"/>
+        <w:keepNext/>
+        <w:spacing w:before="120" w:after="20"/>
+        <w:jc w:val="center"/>
+      </w:pPr>
+      <w:r>
+        <w:drawing>
+          <wp:inline xmlns:a="http://schemas.openxmlformats.org/drawingml/2006/main" xmlns:pic="http://schemas.openxmlformats.org/drawingml/2006/picture">
+            <wp:extent cx="5580000" cy="4311818"/>
+            <wp:docPr id="4" name="Picture 4"/>
+            <wp:cNvGraphicFramePr>
+              <a:graphicFrameLocks noChangeAspect="1"/>
+            </wp:cNvGraphicFramePr>
+            <a:graphic>
+              <a:graphicData uri="http://schemas.openxmlformats.org/drawingml/2006/picture">
+                <pic:pic>
+                  <pic:nvPicPr>
+                    <pic:cNvPr id="0" name="NMX-42_01_INICIO_02.png"/>
+                    <pic:cNvPicPr/>
+                  </pic:nvPicPr>
+                  <pic:blipFill>
+                    <a:blip r:embed="rId13"/>
+                    <a:stretch>
+                      <a:fillRect/>
+                    </a:stretch>
+                  </pic:blipFill>
+                  <pic:spPr>
+                    <a:xfrm>
+                      <a:off x="0" y="0"/>
+                      <a:ext cx="5580000" cy="4311818"/>
+                    </a:xfrm>
+                    <a:prstGeom prst="rect"/>
+                  </pic:spPr>
+                </pic:pic>
+              </a:graphicData>
+            </a:graphic>
+          </wp:inline>
+        </w:drawing>
+      </w:r>
+    </w:p>
+    <w:p>
+      <w:pPr>
+        <w:spacing w:before="0" w:after="160"/>
+        <w:jc w:val="center"/>
       </w:pPr>
       <w:r>
         <w:rPr>
           <w:rFonts w:ascii="Calibri" w:hAnsi="Calibri"/>
           <w:b/>
-          <w:i w:val="0"/>
-          <w:color w:val="C08A2B"/>
-          <w:sz w:val="20"/>
+          <w:color w:val="45565E"/>
+          <w:sz w:val="17"/>
         </w:rPr>
-        <w:t>CAPTURA_NO_GENERADA_POR_LIMITACIÓN_DEL_ENTORNO.</w:t>
+        <w:t>Figura 4. Vista inicial (hoja INICIO).</w:t>
       </w:r>
     </w:p>
     <w:p>
       <w:pPr>
-        <w:spacing w:before="40" w:after="80" w:line="276" w:lineRule="auto"/>
+        <w:spacing w:after="120"/>
+        <w:jc w:val="center"/>
       </w:pPr>
       <w:r>
         <w:rPr>
           <w:rFonts w:ascii="Calibri" w:hAnsi="Calibri"/>
-          <w:b w:val="0"/>
-          <w:i w:val="0"/>
+          <w:i/>
           <w:color w:val="45565E"/>
-          <w:sz w:val="19"/>
+          <w:sz w:val="15"/>
         </w:rPr>
-        <w:t>El entorno de generación de este portafolio no renderiza de forma fiel el archivo XLSX original, por lo que no se incluyen capturas simuladas. Las hojas reales del libro pueden abrirse en Microsoft Excel según la compatibilidad indicada.</w:t>
+        <w:t>Captura real del archivo Excel NUTRIMETRÍA correspondiente al producto.</w:t>
       </w:r>
     </w:p>
     <w:tbl>
